--- a/KUT_DOCS_WORKING/issued/KUT_BIM_Execution_Plan.docx
+++ b/KUT_DOCS_WORKING/issued/KUT_BIM_Execution_Plan.docx
@@ -15067,7 +15067,7 @@
                 <w:b w:val="0"/>
                 <w:sz w:val="16"/>
               </w:rPr>
-              <w:t>KUT-…-SH-A-0100</w:t>
+              <w:t>KUT-…-DR-A-0100</w:t>
             </w:r>
           </w:p>
         </w:tc>
@@ -41233,7 +41233,7 @@
                 <w:b w:val="0"/>
                 <w:sz w:val="17"/>
               </w:rPr>
-              <w:t>KUT-SMB-ZZ-ZZ-SC-Z-0001</w:t>
+              <w:t>KUT-SMB-ZZ-ZZ-SH-Z-0001</w:t>
             </w:r>
           </w:p>
         </w:tc>
@@ -41301,7 +41301,7 @@
                 <w:b w:val="0"/>
                 <w:sz w:val="17"/>
               </w:rPr>
-              <w:t>KUT-SMB-ZZ-ZZ-SC-Z-0002</w:t>
+              <w:t>KUT-SMB-ZZ-ZZ-SH-Z-0002</w:t>
             </w:r>
           </w:p>
         </w:tc>
@@ -41369,7 +41369,7 @@
                 <w:b w:val="0"/>
                 <w:sz w:val="17"/>
               </w:rPr>
-              <w:t>KUT-SMB-ZZ-ZZ-SC-Z-0003</w:t>
+              <w:t>KUT-SMB-ZZ-ZZ-SH-Z-0003</w:t>
             </w:r>
           </w:p>
         </w:tc>

--- a/KUT_DOCS_WORKING/issued/KUT_BIM_Execution_Plan.docx
+++ b/KUT_DOCS_WORKING/issued/KUT_BIM_Execution_Plan.docx
@@ -13636,7 +13636,625 @@
                 <w:b w:val="0"/>
                 <w:sz w:val="19"/>
               </w:rPr>
-              <w:t xml:space="preserve"> A container name carries the numbering value (01); an element tag carries the location code (BLD1). Section 1.3 relates them. Likewise the container ROLE field may be Z for a federated or multi-discipline container, while an element DISCIPLINE code is always one of the eight and is validated on every element — there is no such thing as a Z element.</w:t>
+              <w:t xml:space="preserve"> A container name carries the numbering value (01); an element tag carries the location code (BLD1). Section 1.3 relates them. Likewise the container ROLE and the element DISCIPLINE are different fields with different code lists. The role is the discipline of the organisation that produced the file (Section 4.2.1); the element discipline says what the element is, from the list below, and is validated on every element. ISO 19650 defines the first and not the second. A role is never derived from the elements in a container, and there is no such thing as a Z element.</w:t>
+            </w:r>
+          </w:p>
+        </w:tc>
+      </w:tr>
+    </w:tbl>
+    <w:p>
+      <w:pPr>
+        <w:spacing w:after="40"/>
+      </w:pPr>
+    </w:p>
+    <w:tbl>
+      <w:tblPr>
+        <w:tblStyle w:val="TableGrid"/>
+        <w:tblW w:type="auto" w:w="0"/>
+        <w:jc w:val="left"/>
+        <w:tblLook w:firstColumn="1" w:firstRow="1" w:lastColumn="0" w:lastRow="0" w:noHBand="0" w:noVBand="1" w:val="04A0"/>
+      </w:tblPr>
+      <w:tblGrid>
+        <w:gridCol w:w="3137"/>
+        <w:gridCol w:w="3137"/>
+        <w:gridCol w:w="3137"/>
+      </w:tblGrid>
+      <w:tr>
+        <w:trPr>
+          <w:tblHeader/>
+        </w:trPr>
+        <w:tc>
+          <w:tcPr>
+            <w:tcW w:type="dxa" w:w="1814"/>
+            <w:shd w:val="clear" w:fill="E8EDF3"/>
+          </w:tcPr>
+          <w:p>
+            <w:r/>
+            <w:r>
+              <w:rPr>
+                <w:b/>
+                <w:color w:val="1F3654"/>
+                <w:sz w:val="16"/>
+              </w:rPr>
+              <w:t>Element discipline</w:t>
+            </w:r>
+          </w:p>
+        </w:tc>
+        <w:tc>
+          <w:tcPr>
+            <w:tcW w:type="dxa" w:w="5102"/>
+            <w:shd w:val="clear" w:fill="E8EDF3"/>
+          </w:tcPr>
+          <w:p>
+            <w:r/>
+            <w:r>
+              <w:rPr>
+                <w:b/>
+                <w:color w:val="1F3654"/>
+                <w:sz w:val="16"/>
+              </w:rPr>
+              <w:t>Meaning</w:t>
+            </w:r>
+          </w:p>
+        </w:tc>
+        <w:tc>
+          <w:tcPr>
+            <w:tcW w:type="dxa" w:w="2494"/>
+            <w:shd w:val="clear" w:fill="E8EDF3"/>
+          </w:tcPr>
+          <w:p>
+            <w:r/>
+            <w:r>
+              <w:rPr>
+                <w:b/>
+                <w:color w:val="1F3654"/>
+                <w:sz w:val="16"/>
+              </w:rPr>
+              <w:t>Normally issued under role</w:t>
+            </w:r>
+          </w:p>
+        </w:tc>
+      </w:tr>
+      <w:tr>
+        <w:tc>
+          <w:tcPr>
+            <w:tcW w:type="dxa" w:w="1814"/>
+          </w:tcPr>
+          <w:p>
+            <w:pPr>
+              <w:spacing w:after="40"/>
+            </w:pPr>
+            <w:r>
+              <w:rPr>
+                <w:sz w:val="16"/>
+              </w:rPr>
+            </w:r>
+            <w:r>
+              <w:rPr>
+                <w:b w:val="0"/>
+                <w:sz w:val="16"/>
+              </w:rPr>
+              <w:t>A</w:t>
+            </w:r>
+          </w:p>
+        </w:tc>
+        <w:tc>
+          <w:tcPr>
+            <w:tcW w:type="dxa" w:w="5102"/>
+          </w:tcPr>
+          <w:p>
+            <w:pPr>
+              <w:spacing w:after="40"/>
+            </w:pPr>
+            <w:r>
+              <w:rPr>
+                <w:sz w:val="16"/>
+              </w:rPr>
+            </w:r>
+            <w:r>
+              <w:rPr>
+                <w:b w:val="0"/>
+                <w:sz w:val="16"/>
+              </w:rPr>
+              <w:t>Architecture -- including interiors, FF&amp;E and finishes</w:t>
+            </w:r>
+          </w:p>
+        </w:tc>
+        <w:tc>
+          <w:tcPr>
+            <w:tcW w:type="dxa" w:w="2494"/>
+          </w:tcPr>
+          <w:p>
+            <w:pPr>
+              <w:spacing w:after="40"/>
+            </w:pPr>
+            <w:r>
+              <w:rPr>
+                <w:sz w:val="16"/>
+              </w:rPr>
+            </w:r>
+            <w:r>
+              <w:rPr>
+                <w:b w:val="0"/>
+                <w:sz w:val="16"/>
+              </w:rPr>
+              <w:t>A</w:t>
+            </w:r>
+          </w:p>
+        </w:tc>
+      </w:tr>
+      <w:tr>
+        <w:tc>
+          <w:tcPr>
+            <w:tcW w:type="dxa" w:w="1814"/>
+          </w:tcPr>
+          <w:p>
+            <w:pPr>
+              <w:spacing w:after="40"/>
+            </w:pPr>
+            <w:r>
+              <w:rPr>
+                <w:sz w:val="16"/>
+              </w:rPr>
+            </w:r>
+            <w:r>
+              <w:rPr>
+                <w:b w:val="0"/>
+                <w:sz w:val="16"/>
+              </w:rPr>
+              <w:t>S</w:t>
+            </w:r>
+          </w:p>
+        </w:tc>
+        <w:tc>
+          <w:tcPr>
+            <w:tcW w:type="dxa" w:w="5102"/>
+          </w:tcPr>
+          <w:p>
+            <w:pPr>
+              <w:spacing w:after="40"/>
+            </w:pPr>
+            <w:r>
+              <w:rPr>
+                <w:sz w:val="16"/>
+              </w:rPr>
+            </w:r>
+            <w:r>
+              <w:rPr>
+                <w:b w:val="0"/>
+                <w:sz w:val="16"/>
+              </w:rPr>
+              <w:t>Structure</w:t>
+            </w:r>
+          </w:p>
+        </w:tc>
+        <w:tc>
+          <w:tcPr>
+            <w:tcW w:type="dxa" w:w="2494"/>
+          </w:tcPr>
+          <w:p>
+            <w:pPr>
+              <w:spacing w:after="40"/>
+            </w:pPr>
+            <w:r>
+              <w:rPr>
+                <w:sz w:val="16"/>
+              </w:rPr>
+            </w:r>
+            <w:r>
+              <w:rPr>
+                <w:b w:val="0"/>
+                <w:sz w:val="16"/>
+              </w:rPr>
+              <w:t>S</w:t>
+            </w:r>
+          </w:p>
+        </w:tc>
+      </w:tr>
+      <w:tr>
+        <w:tc>
+          <w:tcPr>
+            <w:tcW w:type="dxa" w:w="1814"/>
+          </w:tcPr>
+          <w:p>
+            <w:pPr>
+              <w:spacing w:after="40"/>
+            </w:pPr>
+            <w:r>
+              <w:rPr>
+                <w:sz w:val="16"/>
+              </w:rPr>
+            </w:r>
+            <w:r>
+              <w:rPr>
+                <w:b w:val="0"/>
+                <w:sz w:val="16"/>
+              </w:rPr>
+              <w:t>M</w:t>
+            </w:r>
+          </w:p>
+        </w:tc>
+        <w:tc>
+          <w:tcPr>
+            <w:tcW w:type="dxa" w:w="5102"/>
+          </w:tcPr>
+          <w:p>
+            <w:pPr>
+              <w:spacing w:after="40"/>
+            </w:pPr>
+            <w:r>
+              <w:rPr>
+                <w:sz w:val="16"/>
+              </w:rPr>
+            </w:r>
+            <w:r>
+              <w:rPr>
+                <w:b w:val="0"/>
+                <w:sz w:val="16"/>
+              </w:rPr>
+              <w:t>Mechanical -- including heating, cooling and ventilation pipework</w:t>
+            </w:r>
+          </w:p>
+        </w:tc>
+        <w:tc>
+          <w:tcPr>
+            <w:tcW w:type="dxa" w:w="2494"/>
+          </w:tcPr>
+          <w:p>
+            <w:pPr>
+              <w:spacing w:after="40"/>
+            </w:pPr>
+            <w:r>
+              <w:rPr>
+                <w:sz w:val="16"/>
+              </w:rPr>
+            </w:r>
+            <w:r>
+              <w:rPr>
+                <w:b w:val="0"/>
+                <w:sz w:val="16"/>
+              </w:rPr>
+              <w:t>M</w:t>
+            </w:r>
+          </w:p>
+        </w:tc>
+      </w:tr>
+      <w:tr>
+        <w:tc>
+          <w:tcPr>
+            <w:tcW w:type="dxa" w:w="1814"/>
+          </w:tcPr>
+          <w:p>
+            <w:pPr>
+              <w:spacing w:after="40"/>
+            </w:pPr>
+            <w:r>
+              <w:rPr>
+                <w:sz w:val="16"/>
+              </w:rPr>
+            </w:r>
+            <w:r>
+              <w:rPr>
+                <w:b w:val="0"/>
+                <w:sz w:val="16"/>
+              </w:rPr>
+              <w:t>E</w:t>
+            </w:r>
+          </w:p>
+        </w:tc>
+        <w:tc>
+          <w:tcPr>
+            <w:tcW w:type="dxa" w:w="5102"/>
+          </w:tcPr>
+          <w:p>
+            <w:pPr>
+              <w:spacing w:after="40"/>
+            </w:pPr>
+            <w:r>
+              <w:rPr>
+                <w:sz w:val="16"/>
+              </w:rPr>
+            </w:r>
+            <w:r>
+              <w:rPr>
+                <w:b w:val="0"/>
+                <w:sz w:val="16"/>
+              </w:rPr>
+              <w:t>Electrical -- power and lighting</w:t>
+            </w:r>
+          </w:p>
+        </w:tc>
+        <w:tc>
+          <w:tcPr>
+            <w:tcW w:type="dxa" w:w="2494"/>
+          </w:tcPr>
+          <w:p>
+            <w:pPr>
+              <w:spacing w:after="40"/>
+            </w:pPr>
+            <w:r>
+              <w:rPr>
+                <w:sz w:val="16"/>
+              </w:rPr>
+            </w:r>
+            <w:r>
+              <w:rPr>
+                <w:b w:val="0"/>
+                <w:sz w:val="16"/>
+              </w:rPr>
+              <w:t>E</w:t>
+            </w:r>
+          </w:p>
+        </w:tc>
+      </w:tr>
+      <w:tr>
+        <w:tc>
+          <w:tcPr>
+            <w:tcW w:type="dxa" w:w="1814"/>
+          </w:tcPr>
+          <w:p>
+            <w:pPr>
+              <w:spacing w:after="40"/>
+            </w:pPr>
+            <w:r>
+              <w:rPr>
+                <w:sz w:val="16"/>
+              </w:rPr>
+            </w:r>
+            <w:r>
+              <w:rPr>
+                <w:b w:val="0"/>
+                <w:sz w:val="16"/>
+              </w:rPr>
+              <w:t>P</w:t>
+            </w:r>
+          </w:p>
+        </w:tc>
+        <w:tc>
+          <w:tcPr>
+            <w:tcW w:type="dxa" w:w="5102"/>
+          </w:tcPr>
+          <w:p>
+            <w:pPr>
+              <w:spacing w:after="40"/>
+            </w:pPr>
+            <w:r>
+              <w:rPr>
+                <w:sz w:val="16"/>
+              </w:rPr>
+            </w:r>
+            <w:r>
+              <w:rPr>
+                <w:b w:val="0"/>
+                <w:sz w:val="16"/>
+              </w:rPr>
+              <w:t>Public health -- plumbing, drainage and gas</w:t>
+            </w:r>
+          </w:p>
+        </w:tc>
+        <w:tc>
+          <w:tcPr>
+            <w:tcW w:type="dxa" w:w="2494"/>
+          </w:tcPr>
+          <w:p>
+            <w:pPr>
+              <w:spacing w:after="40"/>
+            </w:pPr>
+            <w:r>
+              <w:rPr>
+                <w:sz w:val="16"/>
+              </w:rPr>
+            </w:r>
+            <w:r>
+              <w:rPr>
+                <w:b w:val="0"/>
+                <w:sz w:val="16"/>
+              </w:rPr>
+              <w:t>P</w:t>
+            </w:r>
+          </w:p>
+        </w:tc>
+      </w:tr>
+      <w:tr>
+        <w:tc>
+          <w:tcPr>
+            <w:tcW w:type="dxa" w:w="1814"/>
+          </w:tcPr>
+          <w:p>
+            <w:pPr>
+              <w:spacing w:after="40"/>
+            </w:pPr>
+            <w:r>
+              <w:rPr>
+                <w:sz w:val="16"/>
+              </w:rPr>
+            </w:r>
+            <w:r>
+              <w:rPr>
+                <w:b w:val="0"/>
+                <w:sz w:val="16"/>
+              </w:rPr>
+              <w:t>FP</w:t>
+            </w:r>
+          </w:p>
+        </w:tc>
+        <w:tc>
+          <w:tcPr>
+            <w:tcW w:type="dxa" w:w="5102"/>
+          </w:tcPr>
+          <w:p>
+            <w:pPr>
+              <w:spacing w:after="40"/>
+            </w:pPr>
+            <w:r>
+              <w:rPr>
+                <w:sz w:val="16"/>
+              </w:rPr>
+            </w:r>
+            <w:r>
+              <w:rPr>
+                <w:b w:val="0"/>
+                <w:sz w:val="16"/>
+              </w:rPr>
+              <w:t>Fire protection -- sprinklers, suppression and fire alarm devices</w:t>
+            </w:r>
+          </w:p>
+        </w:tc>
+        <w:tc>
+          <w:tcPr>
+            <w:tcW w:type="dxa" w:w="2494"/>
+          </w:tcPr>
+          <w:p>
+            <w:pPr>
+              <w:spacing w:after="40"/>
+            </w:pPr>
+            <w:r>
+              <w:rPr>
+                <w:sz w:val="16"/>
+              </w:rPr>
+            </w:r>
+            <w:r>
+              <w:rPr>
+                <w:b w:val="0"/>
+                <w:sz w:val="16"/>
+              </w:rPr>
+              <w:t>Y</w:t>
+            </w:r>
+          </w:p>
+        </w:tc>
+      </w:tr>
+      <w:tr>
+        <w:tc>
+          <w:tcPr>
+            <w:tcW w:type="dxa" w:w="1814"/>
+          </w:tcPr>
+          <w:p>
+            <w:pPr>
+              <w:spacing w:after="40"/>
+            </w:pPr>
+            <w:r>
+              <w:rPr>
+                <w:sz w:val="16"/>
+              </w:rPr>
+            </w:r>
+            <w:r>
+              <w:rPr>
+                <w:b w:val="0"/>
+                <w:sz w:val="16"/>
+              </w:rPr>
+              <w:t>LV</w:t>
+            </w:r>
+          </w:p>
+        </w:tc>
+        <w:tc>
+          <w:tcPr>
+            <w:tcW w:type="dxa" w:w="5102"/>
+          </w:tcPr>
+          <w:p>
+            <w:pPr>
+              <w:spacing w:after="40"/>
+            </w:pPr>
+            <w:r>
+              <w:rPr>
+                <w:sz w:val="16"/>
+              </w:rPr>
+            </w:r>
+            <w:r>
+              <w:rPr>
+                <w:b w:val="0"/>
+                <w:sz w:val="16"/>
+              </w:rPr>
+              <w:t>Low voltage -- data, communications, security and audio-visual</w:t>
+            </w:r>
+          </w:p>
+        </w:tc>
+        <w:tc>
+          <w:tcPr>
+            <w:tcW w:type="dxa" w:w="2494"/>
+          </w:tcPr>
+          <w:p>
+            <w:pPr>
+              <w:spacing w:after="40"/>
+            </w:pPr>
+            <w:r>
+              <w:rPr>
+                <w:sz w:val="16"/>
+              </w:rPr>
+            </w:r>
+            <w:r>
+              <w:rPr>
+                <w:b w:val="0"/>
+                <w:sz w:val="16"/>
+              </w:rPr>
+              <w:t>Y</w:t>
+            </w:r>
+          </w:p>
+        </w:tc>
+      </w:tr>
+      <w:tr>
+        <w:tc>
+          <w:tcPr>
+            <w:tcW w:type="dxa" w:w="1814"/>
+          </w:tcPr>
+          <w:p>
+            <w:pPr>
+              <w:spacing w:after="40"/>
+            </w:pPr>
+            <w:r>
+              <w:rPr>
+                <w:sz w:val="16"/>
+              </w:rPr>
+            </w:r>
+            <w:r>
+              <w:rPr>
+                <w:b w:val="0"/>
+                <w:sz w:val="16"/>
+              </w:rPr>
+              <w:t>G</w:t>
+            </w:r>
+          </w:p>
+        </w:tc>
+        <w:tc>
+          <w:tcPr>
+            <w:tcW w:type="dxa" w:w="5102"/>
+          </w:tcPr>
+          <w:p>
+            <w:pPr>
+              <w:spacing w:after="40"/>
+            </w:pPr>
+            <w:r>
+              <w:rPr>
+                <w:sz w:val="16"/>
+              </w:rPr>
+            </w:r>
+            <w:r>
+              <w:rPr>
+                <w:b w:val="0"/>
+                <w:sz w:val="16"/>
+              </w:rPr>
+              <w:t>General -- generic models, specialty equipment and model groups</w:t>
+            </w:r>
+          </w:p>
+        </w:tc>
+        <w:tc>
+          <w:tcPr>
+            <w:tcW w:type="dxa" w:w="2494"/>
+          </w:tcPr>
+          <w:p>
+            <w:pPr>
+              <w:spacing w:after="40"/>
+            </w:pPr>
+            <w:r>
+              <w:rPr>
+                <w:sz w:val="16"/>
+              </w:rPr>
+            </w:r>
+            <w:r>
+              <w:rPr>
+                <w:b w:val="0"/>
+                <w:sz w:val="16"/>
+              </w:rPr>
+              <w:t>The role of whichever model it is in</w:t>
             </w:r>
           </w:p>
         </w:tc>
